--- a/Bài tập/Session2 (html).docx
+++ b/Bài tập/Session2 (html).docx
@@ -12,6 +12,30 @@
       </w:pPr>
       <w:r>
         <w:t>Tạo bảng thể hiện thời khóa biểu của bản thân</w:t>
+      </w:r>
+    </w:p>
+    <w:p>
+      <w:pPr>
+        <w:pStyle w:val="ListParagraph"/>
+        <w:numPr>
+          <w:ilvl w:val="0"/>
+          <w:numId w:val="1"/>
+        </w:numPr>
+      </w:pPr>
+      <w:r>
+        <w:t>Tạo form đăng nhập giống facebook</w:t>
+      </w:r>
+    </w:p>
+    <w:p>
+      <w:pPr>
+        <w:pStyle w:val="ListParagraph"/>
+        <w:numPr>
+          <w:ilvl w:val="0"/>
+          <w:numId w:val="1"/>
+        </w:numPr>
+      </w:pPr>
+      <w:r>
+        <w:t>Tạo form đăng ký giống gmail, facebook</w:t>
       </w:r>
     </w:p>
     <w:sectPr>
